--- a/src/content/poetry/36-ty-moi-tvorets-i-ya-toboi-sogretyi/ru.docx
+++ b/src/content/poetry/36-ty-moi-tvorets-i-ya-toboi-sogretyi/ru.docx
@@ -5,133 +5,26 @@
     <w:p>
       <w:pPr>
         <w:shd w:val="clear" w:color="auto" w:fill="FFFFFF"/>
-        <w:spacing w:after="0"/>
-        <w:jc w:val="left"/>
-        <w:rPr>
-          <w:rFonts w:ascii="Helvetica Neue" w:eastAsia="Times New Roman" w:hAnsi="Helvetica Neue"/>
-          <w:color w:val="0000FF"/>
-          <w:kern w:val="0"/>
-          <w:sz w:val="27"/>
-          <w:szCs w:val="27"/>
-          <w14:ligatures w14:val="none"/>
-        </w:rPr>
-      </w:pPr>
-      <w:r>
-        <w:rPr>
-          <w:rFonts w:ascii="Helvetica Neue" w:eastAsia="Times New Roman" w:hAnsi="Helvetica Neue"/>
-          <w:kern w:val="0"/>
-          <w:sz w:val="27"/>
-          <w:szCs w:val="27"/>
-          <w14:ligatures w14:val="none"/>
-        </w:rPr>
-        <w:fldChar w:fldCharType="begin"/>
-      </w:r>
-      <w:r>
-        <w:rPr>
-          <w:rFonts w:ascii="Helvetica Neue" w:eastAsia="Times New Roman" w:hAnsi="Helvetica Neue"/>
-          <w:kern w:val="0"/>
-          <w:sz w:val="27"/>
-          <w:szCs w:val="27"/>
-          <w14:ligatures w14:val="none"/>
-        </w:rPr>
-        <w:instrText>HYPERLINK "https://dzen.ru/pankratiustihi?noredir=true" \t "_blank"</w:instrText>
-      </w:r>
-      <w:r>
-        <w:rPr>
-          <w:rFonts w:ascii="Helvetica Neue" w:eastAsia="Times New Roman" w:hAnsi="Helvetica Neue"/>
-          <w:kern w:val="0"/>
-          <w:sz w:val="27"/>
-          <w:szCs w:val="27"/>
-          <w14:ligatures w14:val="none"/>
-        </w:rPr>
-      </w:r>
-      <w:r>
-        <w:rPr>
-          <w:rFonts w:ascii="Helvetica Neue" w:eastAsia="Times New Roman" w:hAnsi="Helvetica Neue"/>
-          <w:kern w:val="0"/>
-          <w:sz w:val="27"/>
-          <w:szCs w:val="27"/>
-          <w14:ligatures w14:val="none"/>
-        </w:rPr>
-        <w:fldChar w:fldCharType="separate"/>
-      </w:r>
-    </w:p>
-    <w:p>
-      <w:pPr>
-        <w:shd w:val="clear" w:color="auto" w:fill="FFFFFF"/>
-        <w:spacing w:after="0"/>
-        <w:jc w:val="left"/>
-        <w:rPr>
-          <w:rFonts w:eastAsia="Times New Roman"/>
-          <w:kern w:val="0"/>
-          <w:szCs w:val="24"/>
-          <w14:ligatures w14:val="none"/>
-        </w:rPr>
-      </w:pPr>
-      <w:r>
-        <w:rPr>
-          <w:rFonts w:ascii="Helvetica Neue" w:eastAsia="Times New Roman" w:hAnsi="Helvetica Neue"/>
-          <w:color w:val="0000FF"/>
-          <w:kern w:val="0"/>
-          <w:sz w:val="27"/>
-          <w:szCs w:val="27"/>
-          <w14:ligatures w14:val="none"/>
-        </w:rPr>
-        <w:br/>
-      </w:r>
-    </w:p>
-    <w:p>
-      <w:pPr>
-        <w:shd w:val="clear" w:color="auto" w:fill="FFFFFF"/>
-        <w:spacing w:after="0"/>
-        <w:jc w:val="left"/>
-        <w:rPr>
-          <w:rFonts w:ascii="Helvetica Neue" w:eastAsia="Times New Roman" w:hAnsi="Helvetica Neue"/>
-          <w:kern w:val="0"/>
-          <w:sz w:val="27"/>
-          <w:szCs w:val="27"/>
-          <w14:ligatures w14:val="none"/>
-        </w:rPr>
-      </w:pPr>
-      <w:r>
-        <w:rPr>
-          <w:rFonts w:ascii="Helvetica Neue" w:eastAsia="Times New Roman" w:hAnsi="Helvetica Neue"/>
-          <w:kern w:val="0"/>
-          <w:sz w:val="27"/>
-          <w:szCs w:val="27"/>
-          <w14:ligatures w14:val="none"/>
-        </w:rPr>
-        <w:fldChar w:fldCharType="end"/>
-      </w:r>
-    </w:p>
-    <w:p>
-      <w:pPr>
-        <w:shd w:val="clear" w:color="auto" w:fill="FFFFFF"/>
-        <w:spacing w:after="0" w:line="420" w:lineRule="atLeast"/>
-        <w:jc w:val="left"/>
-        <w:outlineLvl w:val="0"/>
-        <w:rPr>
-          <w:rFonts w:ascii="Helvetica Neue" w:eastAsia="Times New Roman" w:hAnsi="Helvetica Neue"/>
-          <w:b/>
-          <w:bCs/>
-          <w:kern w:val="36"/>
-          <w:sz w:val="48"/>
-          <w:szCs w:val="48"/>
-          <w14:ligatures w14:val="none"/>
-        </w:rPr>
-      </w:pPr>
-      <w:r>
-        <w:rPr>
-          <w:rFonts w:ascii="Helvetica Neue" w:eastAsia="Times New Roman" w:hAnsi="Helvetica Neue"/>
-          <w:b/>
-          <w:bCs/>
-          <w:color w:val="000000"/>
-          <w:kern w:val="36"/>
-          <w:sz w:val="48"/>
-          <w:szCs w:val="48"/>
-          <w14:ligatures w14:val="none"/>
-        </w:rPr>
-        <w:t>Ты — мой Творец, и я тобой согретый,</w:t>
+        <w:spacing w:after="0" w:line="420" w:lineRule="atLeast"/>
+        <w:jc w:val="left"/>
+        <w:rPr>
+          <w:rFonts w:ascii="Helvetica Neue" w:eastAsia="Times New Roman" w:hAnsi="Helvetica Neue"/>
+          <w:kern w:val="0"/>
+          <w:sz w:val="26"/>
+          <w:szCs w:val="26"/>
+          <w14:ligatures w14:val="none"/>
+        </w:rPr>
+      </w:pPr>
+      <w:r>
+        <w:rPr>
+          <w:rFonts w:ascii="Helvetica Neue" w:eastAsia="Times New Roman" w:hAnsi="Helvetica Neue"/>
+          <w:color w:val="000000"/>
+          <w:kern w:val="0"/>
+          <w:sz w:val="26"/>
+          <w:szCs w:val="26"/>
+          <w14:ligatures w14:val="none"/>
+        </w:rPr>
+        <w:t xml:space="preserve">Ты — мой Творец, и я тобой согретый,</w:t>
       </w:r>
     </w:p>
     <w:p>
@@ -553,131 +446,20 @@
     </w:p>
     <w:p>
       <w:pPr>
-        <w:shd w:val="clear" w:color="auto" w:fill="FFFFFF"/>
-        <w:jc w:val="left"/>
-        <w:rPr>
-          <w:rFonts w:ascii="Helvetica Neue" w:eastAsia="Times New Roman" w:hAnsi="Helvetica Neue"/>
-          <w:kern w:val="0"/>
-          <w:sz w:val="27"/>
-          <w:szCs w:val="27"/>
-          <w14:ligatures w14:val="none"/>
-        </w:rPr>
-      </w:pPr>
-      <w:r>
-        <w:rPr>
-          <w:rFonts w:ascii="Helvetica Neue" w:eastAsia="Times New Roman" w:hAnsi="Helvetica Neue"/>
-          <w:kern w:val="0"/>
-          <w:sz w:val="27"/>
-          <w:szCs w:val="27"/>
-          <w14:ligatures w14:val="none"/>
-        </w:rPr>
-        <w:lastRenderedPageBreak/>
-        <w:fldChar w:fldCharType="begin"/>
-      </w:r>
-      <w:r>
-        <w:rPr>
-          <w:rFonts w:ascii="Helvetica Neue" w:eastAsia="Times New Roman" w:hAnsi="Helvetica Neue"/>
-          <w:kern w:val="0"/>
-          <w:sz w:val="27"/>
-          <w:szCs w:val="27"/>
-          <w14:ligatures w14:val="none"/>
-        </w:rPr>
-        <w:instrText xml:space="preserve"> INCLUDEPICTURE "https://avatars.dzeninfra.ru/get-zen_brief/271828/pub_66f95230e4e4c93c2e3dab43_66f9528c9f1dc222ac94d76a/scale_1200" \* MERGEFORMATINET </w:instrText>
-      </w:r>
-      <w:r>
-        <w:rPr>
-          <w:rFonts w:ascii="Helvetica Neue" w:eastAsia="Times New Roman" w:hAnsi="Helvetica Neue"/>
-          <w:kern w:val="0"/>
-          <w:sz w:val="27"/>
-          <w:szCs w:val="27"/>
-          <w14:ligatures w14:val="none"/>
-        </w:rPr>
-        <w:fldChar w:fldCharType="separate"/>
-      </w:r>
-      <w:r>
-        <w:rPr>
-          <w:rFonts w:ascii="Helvetica Neue" w:eastAsia="Times New Roman" w:hAnsi="Helvetica Neue"/>
-          <w:noProof/>
-          <w:kern w:val="0"/>
-          <w:sz w:val="27"/>
-          <w:szCs w:val="27"/>
-          <w14:ligatures w14:val="none"/>
-        </w:rPr>
-        <w:drawing>
-          <wp:inline distT="0" distB="0" distL="0" distR="0">
-            <wp:extent cx="5940425" cy="5940425"/>
-            <wp:effectExtent l="0" t="0" r="3175" b="3175"/>
-            <wp:docPr id="1907529803" name="Рисунок 1" descr="Ты — мой Творец, и я тобой согретый, Тебя ищу в тропинках бытия. Ты — свет и мир, ты — радость света, И вся моя любовь лишь для тебя.  В тебе живёт дыханье всех мгновений, В тебе звучит мелодия веков."/>
-            <wp:cNvGraphicFramePr>
-              <a:graphicFrameLocks xmlns:a="http://schemas.openxmlformats.org/drawingml/2006/main" noChangeAspect="1"/>
-            </wp:cNvGraphicFramePr>
-            <a:graphic xmlns:a="http://schemas.openxmlformats.org/drawingml/2006/main">
-              <a:graphicData uri="http://schemas.openxmlformats.org/drawingml/2006/picture">
-                <pic:pic xmlns:pic="http://schemas.openxmlformats.org/drawingml/2006/picture">
-                  <pic:nvPicPr>
-                    <pic:cNvPr id="0" name="Picture 1" descr="Ты — мой Творец, и я тобой согретый, Тебя ищу в тропинках бытия. Ты — свет и мир, ты — радость света, И вся моя любовь лишь для тебя.  В тебе живёт дыханье всех мгновений, В тебе звучит мелодия веков."/>
-                    <pic:cNvPicPr>
-                      <a:picLocks noChangeAspect="1" noChangeArrowheads="1"/>
-                    </pic:cNvPicPr>
-                  </pic:nvPicPr>
-                  <pic:blipFill>
-                    <a:blip r:embed="rId4">
-                      <a:extLst>
-                        <a:ext uri="{28A0092B-C50C-407E-A947-70E740481C1C}">
-                          <a14:useLocalDpi xmlns:a14="http://schemas.microsoft.com/office/drawing/2010/main" val="0"/>
-                        </a:ext>
-                      </a:extLst>
-                    </a:blip>
-                    <a:srcRect/>
-                    <a:stretch>
-                      <a:fillRect/>
-                    </a:stretch>
-                  </pic:blipFill>
-                  <pic:spPr bwMode="auto">
-                    <a:xfrm>
-                      <a:off x="0" y="0"/>
-                      <a:ext cx="5940425" cy="5940425"/>
-                    </a:xfrm>
-                    <a:prstGeom prst="rect">
-                      <a:avLst/>
-                    </a:prstGeom>
-                    <a:noFill/>
-                    <a:ln>
-                      <a:noFill/>
-                    </a:ln>
-                  </pic:spPr>
-                </pic:pic>
-              </a:graphicData>
-            </a:graphic>
-          </wp:inline>
-        </w:drawing>
-      </w:r>
-      <w:r>
-        <w:rPr>
-          <w:rFonts w:ascii="Helvetica Neue" w:eastAsia="Times New Roman" w:hAnsi="Helvetica Neue"/>
-          <w:kern w:val="0"/>
-          <w:sz w:val="27"/>
-          <w:szCs w:val="27"/>
-          <w14:ligatures w14:val="none"/>
-        </w:rPr>
-        <w:fldChar w:fldCharType="end"/>
-      </w:r>
-    </w:p>
-    <w:p>
-      <w:pPr>
-        <w:shd w:val="clear" w:color="auto" w:fill="FFFFFF"/>
-        <w:spacing w:after="0" w:line="270" w:lineRule="atLeast"/>
-        <w:jc w:val="left"/>
-        <w:rPr>
-          <w:rFonts w:ascii="Helvetica Neue" w:eastAsia="Times New Roman" w:hAnsi="Helvetica Neue"/>
-          <w:kern w:val="0"/>
-          <w:sz w:val="21"/>
-          <w:szCs w:val="21"/>
-          <w14:ligatures w14:val="none"/>
-        </w:rPr>
-      </w:pPr>
-    </w:p>
-    <w:p/>
+        <w:spacing w:before="200"/>
+        <w:rPr>
+          <w:i/>
+          <w:iCs/>
+        </w:rPr>
+      </w:pPr>
+      <w:r>
+        <w:rPr>
+          <w:i/>
+          <w:iCs/>
+        </w:rPr>
+        <w:t xml:space="preserve">27.10.2024, Сергей Панкратиус</w:t>
+      </w:r>
+    </w:p>
     <w:sectPr>
       <w:pgSz w:w="11906" w:h="16838"/>
       <w:pgMar w:top="1134" w:right="850" w:bottom="1134" w:left="1701" w:header="708" w:footer="708" w:gutter="0"/>

--- a/src/content/poetry/36-ty-moi-tvorets-i-ya-toboi-sogretyi/ru.docx
+++ b/src/content/poetry/36-ty-moi-tvorets-i-ya-toboi-sogretyi/ru.docx
@@ -442,6 +442,45 @@
           <w14:ligatures w14:val="none"/>
         </w:rPr>
         <w:t>Я нахожу лишь смысл в близости твоей.</w:t>
+      </w:r>
+    </w:p>
+    <w:p>
+      <w:r>
+        <w:drawing>
+          <wp:inline distT="0" distB="0" distL="0" distR="0">
+            <wp:extent cx="9753600" cy="9753600"/>
+            <wp:effectExtent l="0" t="0" r="0" b="0"/>
+            <wp:docPr id="1000" name="image1" descr="Иллюстрация к стихотворению «Ты — мой Творец, и я тобой согретый»"/>
+            <wp:cNvGraphicFramePr>
+              <a:graphicFrameLocks xmlns:a="http://schemas.openxmlformats.org/drawingml/2006/main" noChangeAspect="1"/>
+            </wp:cNvGraphicFramePr>
+            <a:graphic xmlns:a="http://schemas.openxmlformats.org/drawingml/2006/main">
+              <a:graphicData uri="http://schemas.openxmlformats.org/drawingml/2006/picture">
+                <pic:pic xmlns:pic="http://schemas.openxmlformats.org/drawingml/2006/picture">
+                  <pic:nvPicPr>
+                    <pic:cNvPr id="1000" name="image1" descr="Иллюстрация к стихотворению «Ты — мой Творец, и я тобой согретый»"/>
+                    <pic:cNvPicPr/>
+                  </pic:nvPicPr>
+                  <pic:blipFill>
+                    <a:blip r:embed="rId4"/>
+                    <a:stretch>
+                      <a:fillRect/>
+                    </a:stretch>
+                  </pic:blipFill>
+                  <pic:spPr>
+                    <a:xfrm>
+                      <a:off x="0" y="0"/>
+                      <a:ext cx="9753600" cy="9753600"/>
+                    </a:xfrm>
+                    <a:prstGeom prst="rect">
+                      <a:avLst/>
+                    </a:prstGeom>
+                  </pic:spPr>
+                </pic:pic>
+              </a:graphicData>
+            </a:graphic>
+          </wp:inline>
+        </w:drawing>
       </w:r>
     </w:p>
     <w:p>
